--- a/speakers/Тема 8 · IV · Казахстан и наш проект.docx
+++ b/speakers/Тема 8 · IV · Казахстан и наш проект.docx
@@ -187,17 +187,17 @@
     </w:p>
     <w:p>
       <w:r>
-        <w:t>Задание СРО этой недели — проект собственной политической партии. Мы предлагаем делать его за пять шагов.</w:t>
+        <w:t>Как придумать собственную политическую партию? Мы предлагаем пять шагов.</w:t>
       </w:r>
     </w:p>
     <w:p>
       <w:r>
-        <w:t>Первый — название и символ: коротко и понятно. Второй — идеология: ответьте на три вопроса из прошлой темы — про экономику, традицию и справедливость. Третий — три главных пункта программы, не больше.</w:t>
+        <w:t>Первый — название и символ: коротко и понятно. Второй — идеология: её определяют три вопроса — про экономику, традицию и справедливость. Третий — три главных пункта программы, не больше.</w:t>
       </w:r>
     </w:p>
     <w:p>
       <w:r>
-        <w:t>Четвёртый — избиратель: кто именно за вас проголосует и почему. Пятый — организация: как собрать пять тысяч членов и открыть отделения в регионах, чтобы партию зарегистрировали.</w:t>
+        <w:t>Четвёртый — избиратель: кто именно за партию проголосует и почему. Пятый — организация: как собрать пять тысяч членов и открыть отделения в регионах, чтобы партию зарегистрировали.</w:t>
       </w:r>
     </w:p>
     <w:p>
